--- a/docs/publications/aan-training-program/AAN_Book_16_Module.docx
+++ b/docs/publications/aan-training-program/AAN_Book_16_Module.docx
@@ -10,7 +10,7 @@
         <w:rPr>
           <w:color w:val="0D1B2E"/>
         </w:rPr>
-        <w:t>Book 16 — Authorization Package &amp; ConMon</w:t>
+        <w:t>Book 16 — Program Management &amp; Governance</w:t>
       </w:r>
     </w:p>
     <w:p>
@@ -20,7 +20,7 @@
           <w:color w:val="5A5A5A"/>
           <w:sz w:val="24"/>
         </w:rPr>
-        <w:t>AAN module: the series capstone — OSCAL AP/AR/POA&amp;M bundle, the ConMon calendar, and the BOD 26-04 submission</w:t>
+        <w:t>AAN module: ISPP, RACI, risk register, and the signed SCRM charter that closes the PM family</w:t>
       </w:r>
     </w:p>
     <w:p>
@@ -47,7 +47,7 @@
         <w:rPr>
           <w:sz w:val="22"/>
         </w:rPr>
-        <w:t xml:space="preserve"> Book_16 Authorization Package ConMon &lt;https://github.com/WhalerMike/uiao/blob/main/inbox/Application%20Aware%20Networking/Book_16_Federal_Application_Aware_Networking_Authorization_Package_ConMon.qmd&gt; · </w:t>
+        <w:t xml:space="preserve"> Book_16 Program Management Governance &lt;https://github.com/WhalerMike/uiao/blob/main/inbox/Application%20Aware%20Networking/Book_16_FedAAN_Program_Management_Governance.qmd&gt; · </w:t>
       </w:r>
       <w:r>
         <w:rPr>
@@ -60,7 +60,7 @@
         <w:rPr>
           <w:sz w:val="22"/>
         </w:rPr>
-        <w:t xml:space="preserve"> — (assembles all eight slots) · </w:t>
+        <w:t xml:space="preserve"> 6 — security (KSI-CMT, CM-2 / AC-4) · </w:t>
       </w:r>
       <w:r>
         <w:rPr>
@@ -73,7 +73,7 @@
         <w:rPr>
           <w:sz w:val="22"/>
         </w:rPr>
-        <w:t xml:space="preserve"> A0 context, B7</w:t>
+        <w:t xml:space="preserve"> A6, B7</w:t>
       </w:r>
     </w:p>
     <w:p>
@@ -95,20 +95,20 @@
         <w:rPr>
           <w:sz w:val="22"/>
         </w:rPr>
-        <w:t xml:space="preserve">The series capstone: assembles the evidence from Books 01–15 into the formal FedRAMP 20x authorization package — an OSCAL AP+AR+POA&amp;M bundle, the ConMon program that keeps evidence fresh post-ATO, and the BOD 26-04 VDR/VER submission due December 7, 2026. Thesis: </w:t>
+        <w:t xml:space="preserve">The organizational governance artifacts — templates, RACIs, registers, and a signed SCRM charter — that close nine NIST PM-family controls for FedRAMP 20x. Thesis: </w:t>
       </w:r>
       <w:r>
         <w:rPr>
           <w:b/>
           <w:sz w:val="22"/>
         </w:rPr>
-        <w:t>FedRAMP 20x replaces the 325-control audit with a KSI-evidence model, so authorization becomes a repeatable, machine-generated artifact sustained by cadenced monitoring</w:t>
+        <w:t>PM controls are the organizational preconditions that contextualize all technical evidence</w:t>
       </w:r>
       <w:r>
         <w:rPr>
           <w:sz w:val="22"/>
         </w:rPr>
-        <w:t xml:space="preserve"> rather than a one-time paperwork event.</w:t>
+        <w:t>; without them (especially PM-30), the Book 15 SBOM pipeline is "a technical experiment rather than a governance artifact."</w:t>
       </w:r>
     </w:p>
     <w:p>
@@ -130,7 +130,7 @@
         <w:rPr>
           <w:sz w:val="22"/>
         </w:rPr>
-        <w:t>Enumerate the FedRAMP 20x package components (OSCAL SSP/AP/AR/POA&amp;M, evidence books, VDR, training record) and their sources.</w:t>
+        <w:t>Draft an Information Security Program Plan (ISPP) covering purpose/scope, legal authority, objectives, and budget per PM-1/PM-7/PM-11.</w:t>
       </w:r>
     </w:p>
     <w:p>
@@ -141,7 +141,7 @@
         <w:rPr>
           <w:sz w:val="22"/>
         </w:rPr>
-        <w:t>Generate and validate the OSCAL 1.0.4 bundle and explain the AP→AR→POA&amp;M UUID linkage.</w:t>
+        <w:t>Construct a security leadership RACI assigning AO, CISO, ISSO, DevSecOps, SOC, and Privacy roles across ATO, POA&amp;M, incident response, and BOD 26-04 activities.</w:t>
       </w:r>
     </w:p>
     <w:p>
@@ -152,7 +152,7 @@
         <w:rPr>
           <w:sz w:val="22"/>
         </w:rPr>
-        <w:t>Operate the CA-7 ConMon calendar across monthly, quarterly, semi-annual, and annual cadences.</w:t>
+        <w:t>Implement the three-layer system inventory (Azure Resource Graph, SBOM, Entra ID) with monthly reconciliation.</w:t>
       </w:r>
     </w:p>
     <w:p>
@@ -163,7 +163,7 @@
         <w:rPr>
           <w:sz w:val="22"/>
         </w:rPr>
-        <w:t>Run the BOD 26-04 pipeline (Syft → Grype → OpenVEX via vexctl) and submit VDR/VER to CISA per format and deadline.</w:t>
+        <w:t>Apply the NIST SP 800-39 three-tier risk framework and the 5×5 likelihood-impact matrix with its escalation thresholds.</w:t>
       </w:r>
     </w:p>
     <w:p>
@@ -174,7 +174,7 @@
         <w:rPr>
           <w:sz w:val="22"/>
         </w:rPr>
-        <w:t>Apply the eight-slot evidence freshness rules and interpret the four Sentinel ConMon workbooks.</w:t>
+        <w:t>Build a testing/training/monitoring plan mapped to KSI themes.</w:t>
       </w:r>
     </w:p>
     <w:p>
@@ -185,7 +185,7 @@
         <w:rPr>
           <w:sz w:val="22"/>
         </w:rPr>
-        <w:t>Map OSCAL AR risk entries into the PM-9 risk register and name residual risks outside KSI scope.</w:t>
+        <w:t>Draft a PM-30 SCRM Governance Charter with the five NIST SP 800-161r1 risk categories and supplier requirements.</w:t>
       </w:r>
     </w:p>
     <w:p>
@@ -196,7 +196,7 @@
         <w:rPr>
           <w:sz w:val="22"/>
         </w:rPr>
-        <w:t>Execute the AO pre-submission checklist and day-of-submission procedure.</w:t>
+        <w:t>Maintain a PM-15 security contact registry (CISA, FedRAMP PMO, MS-ISAC, MSRC).</w:t>
       </w:r>
     </w:p>
     <w:p>
@@ -218,59 +218,7 @@
         <w:rPr>
           <w:sz w:val="22"/>
         </w:rPr>
-        <w:t xml:space="preserve">The OSCAL bundle: </w:t>
-      </w:r>
-      <w:r>
-        <w:rPr>
-          <w:rFonts w:ascii="Consolas" w:hAnsi="Consolas"/>
-          <w:sz w:val="22"/>
-        </w:rPr>
-        <w:t>ksi-ap.json</w:t>
-      </w:r>
-      <w:r>
-        <w:rPr>
-          <w:sz w:val="22"/>
-        </w:rPr>
-        <w:t xml:space="preserve">, </w:t>
-      </w:r>
-      <w:r>
-        <w:rPr>
-          <w:rFonts w:ascii="Consolas" w:hAnsi="Consolas"/>
-          <w:sz w:val="22"/>
-        </w:rPr>
-        <w:t>ksi-ar.json</w:t>
-      </w:r>
-      <w:r>
-        <w:rPr>
-          <w:sz w:val="22"/>
-        </w:rPr>
-        <w:t xml:space="preserve">, </w:t>
-      </w:r>
-      <w:r>
-        <w:rPr>
-          <w:rFonts w:ascii="Consolas" w:hAnsi="Consolas"/>
-          <w:sz w:val="22"/>
-        </w:rPr>
-        <w:t>ksi-poam.json</w:t>
-      </w:r>
-      <w:r>
-        <w:rPr>
-          <w:sz w:val="22"/>
-        </w:rPr>
-        <w:t xml:space="preserve">, </w:t>
-      </w:r>
-      <w:r>
-        <w:rPr>
-          <w:rFonts w:ascii="Consolas" w:hAnsi="Consolas"/>
-          <w:sz w:val="22"/>
-        </w:rPr>
-        <w:t>artifact-index.json</w:t>
-      </w:r>
-      <w:r>
-        <w:rPr>
-          <w:sz w:val="22"/>
-        </w:rPr>
-        <w:t>.</w:t>
+        <w:t>ISPP fillable template with FISMA/A-130/EO 14028 authority citations; named-individual requirement for AO/CISO.</w:t>
       </w:r>
     </w:p>
     <w:p>
@@ -281,7 +229,7 @@
         <w:rPr>
           <w:sz w:val="22"/>
         </w:rPr>
-        <w:t>The 29/29 KSI scorecard: 10 rules via the CISA ScuBA adapter (KSI-001..010), 19 via the AAN slot evaluator (KSI-011..029).</w:t>
+        <w:t>Three-layer inventory: Resource Graph export, Syft SBOM manifest, Entra identity plane.</w:t>
       </w:r>
     </w:p>
     <w:p>
@@ -292,7 +240,7 @@
         <w:rPr>
           <w:sz w:val="22"/>
         </w:rPr>
-        <w:t>Zero-item POA&amp;M as the correct target state, with automatic gap extraction populating entries when a verdict slips.</w:t>
+        <w:t>Risk scoring: Score = Likelihood × Impact; 1–4 accept, 5–9 90-day POA&amp;M, 10–15 30-day, 16–25 AO escalation in 15 days.</w:t>
       </w:r>
     </w:p>
     <w:p>
@@ -303,7 +251,7 @@
         <w:rPr>
           <w:sz w:val="22"/>
         </w:rPr>
-        <w:t>Ten KSI themes mapped to the eight evidence slots.</w:t>
+        <w:t>SCRM organizational chart and the five supplier requirements (SBOM in 30 days, PSIRT/24h contact, 72h incident notice, VEX in 30 days, audit rights).</w:t>
       </w:r>
     </w:p>
     <w:p>
@@ -314,29 +262,7 @@
         <w:rPr>
           <w:sz w:val="22"/>
         </w:rPr>
-        <w:t>BOD 26-04 artifact chain: Syft CycloneDX 1.6 → Grype VDR → OpenVEX VER → CISA submission.</w:t>
-      </w:r>
-    </w:p>
-    <w:p>
-      <w:pPr>
-        <w:pStyle w:val="ListBullet"/>
-      </w:pPr>
-      <w:r>
-        <w:rPr>
-          <w:sz w:val="22"/>
-        </w:rPr>
-        <w:t>Per-slot evidence freshness rules with named owners; four Sentinel ConMon workbooks (KSI Status, Control Drift, Vulnerability Backlog, Training Coverage).</w:t>
-      </w:r>
-    </w:p>
-    <w:p>
-      <w:pPr>
-        <w:pStyle w:val="ListBullet"/>
-      </w:pPr>
-      <w:r>
-        <w:rPr>
-          <w:sz w:val="22"/>
-        </w:rPr>
-        <w:t>Authorization timeline: Class A Aug 3 / Class B+C Aug 31 2026; 20x mandatory Jan 1, 2027.</w:t>
+        <w:t>Application lifecycle gates: Concept → Design → Build → Deploy → Operate.</w:t>
       </w:r>
     </w:p>
     <w:p>
@@ -347,73 +273,18 @@
         <w:rPr>
           <w:color w:val="0D1B2E"/>
         </w:rPr>
-        <w:t>Deliverable sequence (artifact-shaped)</w:t>
+        <w:t>Artifact sequence</w:t>
       </w:r>
     </w:p>
     <w:p>
       <w:pPr>
-        <w:pStyle w:val="ListNumber"/>
+        <w:spacing w:before="80" w:after="80"/>
       </w:pPr>
       <w:r>
         <w:rPr>
           <w:sz w:val="22"/>
         </w:rPr>
-        <w:t>Generate the OSCAL bundle; confirm 29/29 satisfied and a zero-item POA&amp;M; archive to history.</w:t>
-      </w:r>
-    </w:p>
-    <w:p>
-      <w:pPr>
-        <w:pStyle w:val="ListNumber"/>
-      </w:pPr>
-      <w:r>
-        <w:rPr>
-          <w:sz w:val="22"/>
-        </w:rPr>
-        <w:t>Compile and upload the evidence books with a book→controls→KSI cross-reference index.</w:t>
-      </w:r>
-    </w:p>
-    <w:p>
-      <w:pPr>
-        <w:pStyle w:val="ListNumber"/>
-      </w:pPr>
-      <w:r>
-        <w:rPr>
-          <w:sz w:val="22"/>
-        </w:rPr>
-        <w:t>Run the BOD 26-04 pipeline; draft VEX for CVSS ≥ 7.0; submit to CISA by December 7, 2026.</w:t>
-      </w:r>
-    </w:p>
-    <w:p>
-      <w:pPr>
-        <w:pStyle w:val="ListNumber"/>
-      </w:pPr>
-      <w:r>
-        <w:rPr>
-          <w:sz w:val="22"/>
-        </w:rPr>
-        <w:t>Export and threshold-check the training-effectiveness-record (≥95%, six tiers, dates within 12 months).</w:t>
-      </w:r>
-    </w:p>
-    <w:p>
-      <w:pPr>
-        <w:pStyle w:val="ListNumber"/>
-      </w:pPr>
-      <w:r>
-        <w:rPr>
-          <w:sz w:val="22"/>
-        </w:rPr>
-        <w:t>Stand up ConMon: Sentinel dashboard, monthly AR automation, quarterly review in the PM-14 plan, ISSO in the PM-2 RACI.</w:t>
-      </w:r>
-    </w:p>
-    <w:p>
-      <w:pPr>
-        <w:pStyle w:val="ListNumber"/>
-      </w:pPr>
-      <w:r>
-        <w:rPr>
-          <w:sz w:val="22"/>
-        </w:rPr>
-        <w:t>Day of submission: final bundle, timestamped archive, structure validation, ZIP for the FedRAMP PMO.</w:t>
+        <w:t>Artifact-shaped rather than phase-dated: why PM controls gate authorization → ISPP + EA integration → leadership RACI → inventory framework → risk management strategy → T&amp;T&amp;M plan → contact registry → SCRM charter with signature block.</w:t>
       </w:r>
     </w:p>
     <w:p>
@@ -435,14 +306,7 @@
         <w:rPr>
           <w:sz w:val="22"/>
         </w:rPr>
-        <w:t xml:space="preserve">CA-2, CA-5, CA-6, CA-7, CA-7(1), CA-7(3), RA-3, SA-15; SR-11 for BOD 26-04. Cadence tables also cite AT-2/AT-4, CP-2/CP-3, IR-2, RA-5, AC-6, AU-6, SI-4, SR-5/SR-6, PM-2/PM-9/PM-14. FedRAMP 20x: all 29 CR26 KSIs enumerated across the ten themes. </w:t>
-      </w:r>
-      <w:r>
-        <w:rPr>
-          <w:i/>
-          <w:sz w:val="22"/>
-        </w:rPr>
-        <w:t>Editor's note: the manuscript's preface says "31 CR26 KSIs" while every other section says 29 — an internal inconsistency to fix in the source.</w:t>
+        <w:t>PM-1, PM-2, PM-5, PM-7, PM-9, PM-11, PM-14, PM-15, PM-30 (9 controls); references SR-2/3/5/6/8/10/11, SA-10, SA-11, AC-21, CM-8(1), CP-4, FIPS 199. FedRAMP 20x: KSI-SCR (KSI-015, KSI-016), KSI-003, and the per-theme monitoring dimensions.</w:t>
       </w:r>
     </w:p>
     <w:p>
@@ -464,7 +328,7 @@
         <w:rPr>
           <w:sz w:val="22"/>
         </w:rPr>
-        <w:t>All of Books 01–15; leans specifically on Book 10 (Sentinel dashboard), Book 11 (CP tabletops), Book 12 (SBOM/VDR pipeline), Book 13 (PM-9 register, PM-14 plan), and Book 15 (training record).</w:t>
+        <w:t>Book 15 (the SBOM pipeline is PM-30's technical backbone); references Books 06, 08, 09, 10, 11 per its integration appendix.</w:t>
       </w:r>
     </w:p>
     <w:p>
@@ -486,7 +350,7 @@
         <w:rPr>
           <w:sz w:val="22"/>
         </w:rPr>
-        <w:t>Generate the OSCAL bundle, then trace the AP→AR→POA&amp;M UUID links and verify the 29 finding verdicts programmatically.</w:t>
+        <w:t>Complete the ISPP and RACI templates for a fictional system, replacing all fillable fields with named roles.</w:t>
       </w:r>
     </w:p>
     <w:p>
@@ -497,7 +361,7 @@
         <w:rPr>
           <w:sz w:val="22"/>
         </w:rPr>
-        <w:t>Execute the full Syft → Grype → vexctl chain against a sample container and assemble a mock CISA VDR submission package.</w:t>
+        <w:t>Write the Azure Resource Graph inventory query and reconcile its output against a sample SBOM manifest, logging discrepancies as POA&amp;M items.</w:t>
       </w:r>
     </w:p>
     <w:p>
@@ -508,7 +372,7 @@
         <w:rPr>
           <w:sz w:val="22"/>
         </w:rPr>
-        <w:t>Simulate a training-completion drop below 95%, regenerate the bundle, and observe automatic POA&amp;M creation and the CA-7(3) trend signal.</w:t>
+        <w:t>Score five sample risks on the 5×5 matrix and assign responses and POA&amp;M deadlines per the thresholds.</w:t>
       </w:r>
     </w:p>
     <w:p>
@@ -530,7 +394,7 @@
         <w:rPr>
           <w:sz w:val="22"/>
         </w:rPr>
-        <w:t>Zero open KSI risks does not eliminate enterprise risk — mission, insider-threat, physical, and geopolitical supply-chain risks sit outside KSI scope.</w:t>
+        <w:t>Technical evidence without PM artifacts "cannot be contextualized" — governance is not optional paperwork.</w:t>
       </w:r>
     </w:p>
     <w:p>
@@ -541,7 +405,7 @@
         <w:rPr>
           <w:sz w:val="22"/>
         </w:rPr>
-        <w:t>A downward trend in the satisfied count must trigger a POA&amp;M entry; stale AR history breaks the CA-7(3) early warning.</w:t>
+        <w:t>Inventory discrepancies unresolved within 30 days become POA&amp;M items; reconciliation must actually run monthly.</w:t>
       </w:r>
     </w:p>
     <w:p>
@@ -552,7 +416,7 @@
         <w:rPr>
           <w:sz w:val="22"/>
         </w:rPr>
-        <w:t>Evidence goes stale silently — each slot has explicit freshness requirements (e.g., SBOM within 90 days at submission) that ConMon must enforce.</w:t>
+        <w:t>Risk acceptance above score 4 must be time-bounded with AO concurrence.</w:t>
       </w:r>
     </w:p>
     <w:p>
@@ -563,7 +427,7 @@
         <w:rPr>
           <w:sz w:val="22"/>
         </w:rPr>
-        <w:t>The book's own closing disclaimer: control-closure claims are advisory pending formal FedRAMP PMO / AO review — the package is not an ATO.</w:t>
+        <w:t>The SCRM charter is only PM-30 evidence when signed, dated, and version-controlled with supersession notes.</w:t>
       </w:r>
     </w:p>
     <w:p>
@@ -585,7 +449,7 @@
         <w:rPr>
           <w:sz w:val="22"/>
         </w:rPr>
-        <w:t>FedRAMP PMO materials, ISC2 / ISACA (governance framing).</w:t>
+        <w:t>SC-100, ISACA (CISM / CRISC), ISC2, NIST NICE framework, ServiceNow University.</w:t>
       </w:r>
     </w:p>
     <w:p>
@@ -610,13 +474,13 @@
           <w:b/>
           <w:sz w:val="22"/>
         </w:rPr>
-        <w:t>Back to:</w:t>
+        <w:t>Next:</w:t>
       </w:r>
       <w:r>
         <w:rPr>
           <w:sz w:val="22"/>
         </w:rPr>
-        <w:t xml:space="preserve"> Program charter</w:t>
+        <w:t xml:space="preserve"> Book 17 — PII Processing &amp; Transparency</w:t>
       </w:r>
     </w:p>
     <w:sectPr>
